--- a/Misc/VHSYK.docx
+++ b/Misc/VHSYK.docx
@@ -1265,7 +1265,11 @@
       </w:pPr>
       <w:r>
         <w:rPr/>
-        <w:t>Red Abilities</w:t>
+        <w:t xml:space="preserve">Red Abilities </w:t>
+      </w:r>
+      <w:r>
+        <w:rPr/>
+        <w:t>(Expressions of the Red Aegis)</w:t>
       </w:r>
     </w:p>
     <w:p>
@@ -1412,15 +1416,7 @@
       </w:pPr>
       <w:r>
         <w:rPr/>
-        <w:t xml:space="preserve">Celeste </w:t>
-      </w:r>
-      <w:r>
-        <w:rPr/>
-        <w:t>Æ</w:t>
-      </w:r>
-      <w:r>
-        <w:rPr/>
-        <w:t>girskuld</w:t>
+        <w:t>Celeste Ægirskuld</w:t>
       </w:r>
     </w:p>
     <w:sectPr>
@@ -1458,6 +1454,7 @@
     <w:qFormat/>
     <w:pPr>
       <w:widowControl/>
+      <w:suppressAutoHyphens w:val="true"/>
       <w:bidi w:val="0"/>
       <w:spacing w:lineRule="auto" w:line="276" w:before="0" w:after="0"/>
       <w:jc w:val="left"/>
@@ -1637,6 +1634,7 @@
     <w:qFormat/>
     <w:pPr>
       <w:widowControl/>
+      <w:suppressAutoHyphens w:val="true"/>
       <w:bidi w:val="0"/>
       <w:spacing w:lineRule="auto" w:line="276" w:before="0" w:after="0"/>
       <w:jc w:val="left"/>
